--- a/Report/Introduction.docx
+++ b/Report/Introduction.docx
@@ -74,20 +74,31 @@
           <w:szCs w:val="36"/>
         </w:rPr>
       </w:pPr>
-      <w:r>
+    </w:p>
+    <w:p>
+      <w:pPr>
+        <w:spacing w:line="276" w:lineRule="auto"/>
+        <w:jc w:val="center"/>
         <w:rPr>
           <w:b/>
           <w:sz w:val="36"/>
           <w:szCs w:val="36"/>
         </w:rPr>
-        <w:t xml:space="preserve">INDUSTRIAL </w:t>
-      </w:r>
+      </w:pPr>
       <w:r>
         <w:rPr>
           <w:b/>
           <w:sz w:val="36"/>
           <w:szCs w:val="36"/>
         </w:rPr>
+        <w:t xml:space="preserve">INDUSTRIAL </w:t>
+      </w:r>
+      <w:r>
+        <w:rPr>
+          <w:b/>
+          <w:sz w:val="36"/>
+          <w:szCs w:val="36"/>
+        </w:rPr>
         <w:t xml:space="preserve">TRAINING AND </w:t>
       </w:r>
     </w:p>
@@ -95,73 +106,35 @@
       <w:pPr>
         <w:spacing w:line="276" w:lineRule="auto"/>
         <w:jc w:val="center"/>
-      </w:pPr>
-      <w:r>
         <w:rPr>
           <w:b/>
           <w:sz w:val="36"/>
           <w:szCs w:val="36"/>
         </w:rPr>
+      </w:pPr>
+      <w:r>
+        <w:rPr>
+          <w:b/>
+          <w:sz w:val="36"/>
+          <w:szCs w:val="36"/>
+        </w:rPr>
         <w:t>ASSESSMENT CENTER REPORT</w:t>
-      </w:r>
-      <w:r>
-        <w:rPr>
-          <w:noProof/>
-          <w:color w:val="000000"/>
-          <w:bdr w:val="none" w:sz="0" w:space="0" w:color="auto" w:frame="1"/>
-        </w:rPr>
-        <w:drawing>
-          <wp:inline distT="0" distB="0" distL="0" distR="0" wp14:anchorId="6D2EF38D" wp14:editId="59E6D816">
-            <wp:extent cx="2753047" cy="1400175"/>
-            <wp:effectExtent l="0" t="0" r="0" b="0"/>
-            <wp:docPr id="514653375" name="Picture 1" descr="Industrial Training and Assessment Centers | Department of Energy"/>
-            <wp:cNvGraphicFramePr>
-              <a:graphicFrameLocks xmlns:a="http://schemas.openxmlformats.org/drawingml/2006/main" noChangeAspect="1"/>
-            </wp:cNvGraphicFramePr>
-            <a:graphic xmlns:a="http://schemas.openxmlformats.org/drawingml/2006/main">
-              <a:graphicData uri="http://schemas.openxmlformats.org/drawingml/2006/picture">
-                <pic:pic xmlns:pic="http://schemas.openxmlformats.org/drawingml/2006/picture">
-                  <pic:nvPicPr>
-                    <pic:cNvPr id="0" name="Picture 1" descr="Industrial Training and Assessment Centers | Department of Energy"/>
-                    <pic:cNvPicPr>
-                      <a:picLocks noChangeAspect="1" noChangeArrowheads="1"/>
-                    </pic:cNvPicPr>
-                  </pic:nvPicPr>
-                  <pic:blipFill>
-                    <a:blip r:embed="rId9" cstate="print">
-                      <a:extLst>
-                        <a:ext uri="{28A0092B-C50C-407E-A947-70E740481C1C}">
-                          <a14:useLocalDpi xmlns:a14="http://schemas.microsoft.com/office/drawing/2010/main" val="0"/>
-                        </a:ext>
-                      </a:extLst>
-                    </a:blip>
-                    <a:srcRect/>
-                    <a:stretch>
-                      <a:fillRect/>
-                    </a:stretch>
-                  </pic:blipFill>
-                  <pic:spPr bwMode="auto">
-                    <a:xfrm>
-                      <a:off x="0" y="0"/>
-                      <a:ext cx="2753047" cy="1400175"/>
-                    </a:xfrm>
-                    <a:prstGeom prst="rect">
-                      <a:avLst/>
-                    </a:prstGeom>
-                    <a:noFill/>
-                    <a:ln>
-                      <a:noFill/>
-                    </a:ln>
-                  </pic:spPr>
-                </pic:pic>
-              </a:graphicData>
-            </a:graphic>
-          </wp:inline>
-        </w:drawing>
       </w:r>
     </w:p>
     <w:p>
       <w:pPr>
+        <w:spacing w:line="276" w:lineRule="auto"/>
+        <w:jc w:val="center"/>
+      </w:pPr>
+    </w:p>
+    <w:p>
+      <w:pPr>
+        <w:spacing w:line="276" w:lineRule="auto"/>
+        <w:jc w:val="center"/>
+      </w:pPr>
+    </w:p>
+    <w:p>
+      <w:pPr>
         <w:spacing w:after="60"/>
         <w:jc w:val="center"/>
         <w:rPr>
@@ -350,6 +323,16 @@
         </w:rPr>
         <w:t>)</w:t>
       </w:r>
+    </w:p>
+    <w:p>
+      <w:pPr>
+        <w:spacing w:line="276" w:lineRule="auto"/>
+        <w:jc w:val="center"/>
+        <w:rPr>
+          <w:b/>
+          <w:bCs/>
+        </w:rPr>
+      </w:pPr>
     </w:p>
     <w:p>
       <w:pPr>
@@ -382,7 +365,7 @@
                     </pic:cNvPicPr>
                   </pic:nvPicPr>
                   <pic:blipFill>
-                    <a:blip r:embed="rId10">
+                    <a:blip r:embed="rId9">
                       <a:extLst>
                         <a:ext uri="{28A0092B-C50C-407E-A947-70E740481C1C}">
                           <a14:useLocalDpi xmlns:a14="http://schemas.microsoft.com/office/drawing/2010/main" val="0"/>
@@ -418,6 +401,16 @@
       <w:pPr>
         <w:spacing w:line="276" w:lineRule="auto"/>
         <w:jc w:val="center"/>
+        <w:rPr>
+          <w:b/>
+          <w:bCs/>
+        </w:rPr>
+      </w:pPr>
+    </w:p>
+    <w:p>
+      <w:pPr>
+        <w:spacing w:line="276" w:lineRule="auto"/>
+        <w:jc w:val="center"/>
       </w:pPr>
       <w:r>
         <w:t xml:space="preserve">Report Number: </w:t>
@@ -846,9 +839,6 @@
     <w:p>
       <w:pPr>
         <w:pStyle w:val="Heading1"/>
-        <w:rPr>
-          <w:smallCaps/>
-        </w:rPr>
       </w:pPr>
       <w:bookmarkStart w:id="1" w:name="_Toc145327609"/>
       <w:bookmarkStart w:id="2" w:name="_Toc145327710"/>
@@ -873,37 +863,7 @@
         <w:jc w:val="both"/>
       </w:pPr>
       <w:r>
-        <w:t>The work described in this report was performed under the direction of the Industrial</w:t>
-      </w:r>
-      <w:r>
-        <w:t xml:space="preserve"> Training and</w:t>
-      </w:r>
-      <w:r>
-        <w:t xml:space="preserve"> Assessment</w:t>
-      </w:r>
-      <w:r>
-        <w:t xml:space="preserve"> </w:t>
-      </w:r>
-      <w:r>
-        <w:t>Center (I</w:t>
-      </w:r>
-      <w:r>
-        <w:t>T</w:t>
-      </w:r>
-      <w:r>
-        <w:t>AC) at Lehigh University. The Lehigh University I</w:t>
-      </w:r>
-      <w:r>
-        <w:t>T</w:t>
-      </w:r>
-      <w:r>
-        <w:t>AC consists of a Director, Assistant Director, and undergraduate and graduate students who serve a major role in visit participation, energy calculations, and report writing. The I</w:t>
-      </w:r>
-      <w:r>
-        <w:t>T</w:t>
-      </w:r>
-      <w:r>
-        <w:t>AC program is managed by Rutgers, The State University of New Jersey, under agreement with the U. S. Department of Energy through the Office of Manufacturing and Energy Supply Chains, which financially supports the program.</w:t>
+        <w:t>The work described in this report was performed under the direction of the Industrial Training and Assessment Center (ITAC) at Lehigh University. The Lehigh University ITAC is one of 36 university-based ITAC centers across the United States: Arizona State University; Colorado School of Mines; Georgia Institute of Technology; Indiana University-Purdue University; Kennesaw State; Lehigh University; Louisiana State University; Louisiana Tech; Michigan State University; Mississippi State; Oklahoma State University; Oregon State University; San Diego State University; San Francisco State University; San Jose State University; Syracuse University; Tennessee Technological University; Texas A&amp;M, College Station; University of Alabama; University of California, Irvine; University of Connecticut; University of Dayton; University of Delaware; University of Florida; University of Illinois, Chicago; University of Louisville; University of Miami; University of Missouri-Columbia; University of Nebraska–Lincoln; University of North Carolina, Charlotte; University of North Texas; University of Texas Rio Grande Valley; University of Utah; University of Washington; University of Wisconsin, Milwaukee; and West Virginia University. The Lehigh University ITAC consists of a Director, Assistant Director, and undergraduate and graduate students who serve a major role in visit participation, energy calculations, and report writing. The ITAC program is managed by Rutgers, The State University of New Jersey, under agreement with the U. S. Department of Energy through the Office of Critical Minerals and Energy Innovation, which financially supports the program.</w:t>
       </w:r>
     </w:p>
     <w:p>
@@ -924,9 +884,8 @@
     </w:p>
     <w:p>
       <w:pPr>
-        <w:pStyle w:val="Heading1"/>
-        <w:rPr>
-          <w:smallCaps/>
+        <w:rPr>
+          <w:b/>
         </w:rPr>
       </w:pPr>
       <w:bookmarkStart w:id="5" w:name="_Toc145327610"/>
@@ -934,6 +893,19 @@
       <w:bookmarkStart w:id="7" w:name="_Toc145944430"/>
       <w:bookmarkStart w:id="8" w:name="_Toc153713011"/>
       <w:r>
+        <w:lastRenderedPageBreak/>
+        <w:br w:type="page"/>
+      </w:r>
+    </w:p>
+    <w:p>
+      <w:pPr>
+        <w:pStyle w:val="Heading1"/>
+        <w:rPr>
+          <w:smallCaps/>
+        </w:rPr>
+      </w:pPr>
+      <w:r>
+        <w:lastRenderedPageBreak/>
         <w:t>D</w:t>
       </w:r>
       <w:bookmarkEnd w:id="5"/>
@@ -959,15 +931,25 @@
     </w:p>
     <w:p>
       <w:pPr>
-        <w:pStyle w:val="Heading1"/>
-        <w:rPr>
-          <w:smallCaps/>
+        <w:rPr>
+          <w:b/>
         </w:rPr>
       </w:pPr>
       <w:bookmarkStart w:id="9" w:name="_Toc145327611"/>
       <w:bookmarkStart w:id="10" w:name="_Toc145327712"/>
       <w:bookmarkStart w:id="11" w:name="_Toc145944431"/>
       <w:bookmarkStart w:id="12" w:name="_Toc153713012"/>
+      <w:r>
+        <w:br w:type="page"/>
+      </w:r>
+    </w:p>
+    <w:p>
+      <w:pPr>
+        <w:pStyle w:val="Heading1"/>
+        <w:rPr>
+          <w:smallCaps/>
+        </w:rPr>
+      </w:pPr>
       <w:r>
         <w:lastRenderedPageBreak/>
         <w:t>E</w:t>
@@ -1273,7 +1255,7 @@
           <w:p>
             <w:pPr>
               <w:spacing w:before="60" w:after="60" w:line="276" w:lineRule="auto"/>
-              <w:jc w:val="right"/>
+              <w:jc w:val="center"/>
               <w:rPr>
                 <w:rFonts w:ascii="Arial" w:eastAsia="Arial" w:hAnsi="Arial" w:cs="Arial"/>
               </w:rPr>
@@ -1287,7 +1269,7 @@
             </w:r>
             <w:proofErr w:type="spellEnd"/>
             <w:r>
-              <w:t xml:space="preserve">} </w:t>
+              <w:t>}</w:t>
             </w:r>
           </w:p>
         </w:tc>
@@ -1342,8 +1324,19 @@
           <w:p>
             <w:pPr>
               <w:spacing w:before="60" w:after="60" w:line="276" w:lineRule="auto"/>
-              <w:jc w:val="right"/>
-            </w:pPr>
+              <w:jc w:val="center"/>
+            </w:pPr>
+            <w:r>
+              <w:t>${</w:t>
+            </w:r>
+            <w:proofErr w:type="spellStart"/>
+            <w:r>
+              <w:t>TotalDCost</w:t>
+            </w:r>
+            <w:proofErr w:type="spellEnd"/>
+            <w:r>
+              <w:t>}</w:t>
+            </w:r>
           </w:p>
         </w:tc>
       </w:tr>
@@ -1362,66 +1355,41 @@
               <w:jc w:val="center"/>
             </w:pPr>
             <w:r>
+              <w:t>Electricity Other Fees</w:t>
+            </w:r>
+          </w:p>
+        </w:tc>
+        <w:tc>
+          <w:tcPr>
+            <w:tcW w:w="5184" w:type="dxa"/>
+            <w:vAlign w:val="center"/>
+          </w:tcPr>
+          <w:p>
+            <w:pPr>
+              <w:spacing w:before="60" w:after="60" w:line="276" w:lineRule="auto"/>
+              <w:jc w:val="center"/>
+            </w:pPr>
+            <w:r>
+              <w:t>-</w:t>
+            </w:r>
+          </w:p>
+        </w:tc>
+        <w:tc>
+          <w:tcPr>
+            <w:tcW w:w="1728" w:type="dxa"/>
+            <w:vAlign w:val="center"/>
+          </w:tcPr>
+          <w:p>
+            <w:pPr>
+              <w:spacing w:before="60" w:after="60" w:line="276" w:lineRule="auto"/>
+              <w:jc w:val="center"/>
+            </w:pPr>
+            <w:r>
               <w:t>${</w:t>
             </w:r>
             <w:proofErr w:type="spellStart"/>
             <w:r>
-              <w:t>F</w:t>
-            </w:r>
-            <w:r>
-              <w:t>uel</w:t>
-            </w:r>
-            <w:r>
-              <w:t>Type</w:t>
-            </w:r>
-            <w:proofErr w:type="spellEnd"/>
-            <w:r>
-              <w:t>}</w:t>
-            </w:r>
-          </w:p>
-        </w:tc>
-        <w:tc>
-          <w:tcPr>
-            <w:tcW w:w="5184" w:type="dxa"/>
-            <w:vAlign w:val="center"/>
-          </w:tcPr>
-          <w:p>
-            <w:pPr>
-              <w:spacing w:before="60" w:after="60" w:line="276" w:lineRule="auto"/>
-              <w:jc w:val="center"/>
-            </w:pPr>
-            <w:r>
-              <w:t>${</w:t>
-            </w:r>
-            <w:proofErr w:type="spellStart"/>
-            <w:r>
-              <w:t>TotalFBtu</w:t>
-            </w:r>
-            <w:proofErr w:type="spellEnd"/>
-            <w:r>
-              <w:t>} MMBtu</w:t>
-            </w:r>
-          </w:p>
-        </w:tc>
-        <w:tc>
-          <w:tcPr>
-            <w:tcW w:w="1728" w:type="dxa"/>
-            <w:vAlign w:val="center"/>
-          </w:tcPr>
-          <w:p>
-            <w:pPr>
-              <w:spacing w:before="60" w:after="60" w:line="276" w:lineRule="auto"/>
-              <w:jc w:val="right"/>
-            </w:pPr>
-            <w:r>
-              <w:t>$</w:t>
-            </w:r>
-            <w:r>
-              <w:t>{</w:t>
-            </w:r>
-            <w:proofErr w:type="spellStart"/>
-            <w:r>
-              <w:t>TotalFCost</w:t>
+              <w:t>TotalOFees</w:t>
             </w:r>
             <w:proofErr w:type="spellEnd"/>
             <w:r>
@@ -1443,6 +1411,89 @@
             <w:pPr>
               <w:spacing w:before="60" w:after="60" w:line="276" w:lineRule="auto"/>
               <w:jc w:val="center"/>
+            </w:pPr>
+            <w:r>
+              <w:t>${</w:t>
+            </w:r>
+            <w:proofErr w:type="spellStart"/>
+            <w:r>
+              <w:t>F</w:t>
+            </w:r>
+            <w:r>
+              <w:t>uel</w:t>
+            </w:r>
+            <w:r>
+              <w:t>Type</w:t>
+            </w:r>
+            <w:proofErr w:type="spellEnd"/>
+            <w:r>
+              <w:t>}</w:t>
+            </w:r>
+          </w:p>
+        </w:tc>
+        <w:tc>
+          <w:tcPr>
+            <w:tcW w:w="5184" w:type="dxa"/>
+            <w:vAlign w:val="center"/>
+          </w:tcPr>
+          <w:p>
+            <w:pPr>
+              <w:spacing w:before="60" w:after="60" w:line="276" w:lineRule="auto"/>
+              <w:jc w:val="center"/>
+            </w:pPr>
+            <w:r>
+              <w:t>${</w:t>
+            </w:r>
+            <w:proofErr w:type="spellStart"/>
+            <w:r>
+              <w:t>TotalFBtu</w:t>
+            </w:r>
+            <w:proofErr w:type="spellEnd"/>
+            <w:r>
+              <w:t>} MMBtu</w:t>
+            </w:r>
+          </w:p>
+        </w:tc>
+        <w:tc>
+          <w:tcPr>
+            <w:tcW w:w="1728" w:type="dxa"/>
+            <w:vAlign w:val="center"/>
+          </w:tcPr>
+          <w:p>
+            <w:pPr>
+              <w:spacing w:before="60" w:after="60" w:line="276" w:lineRule="auto"/>
+              <w:jc w:val="center"/>
+            </w:pPr>
+            <w:r>
+              <w:t>$</w:t>
+            </w:r>
+            <w:r>
+              <w:t>{</w:t>
+            </w:r>
+            <w:proofErr w:type="spellStart"/>
+            <w:r>
+              <w:t>TotalFCost</w:t>
+            </w:r>
+            <w:proofErr w:type="spellEnd"/>
+            <w:r>
+              <w:t>}</w:t>
+            </w:r>
+          </w:p>
+        </w:tc>
+      </w:tr>
+      <w:tr>
+        <w:trPr>
+          <w:jc w:val="center"/>
+        </w:trPr>
+        <w:tc>
+          <w:tcPr>
+            <w:tcW w:w="1728" w:type="dxa"/>
+            <w:vAlign w:val="center"/>
+          </w:tcPr>
+          <w:p>
+            <w:pPr>
+              <w:spacing w:before="60" w:after="60" w:line="276" w:lineRule="auto"/>
+              <w:jc w:val="center"/>
               <w:rPr>
                 <w:b/>
                 <w:bCs/>
@@ -1506,7 +1557,7 @@
           <w:p>
             <w:pPr>
               <w:spacing w:before="60" w:after="60" w:line="276" w:lineRule="auto"/>
-              <w:jc w:val="right"/>
+              <w:jc w:val="center"/>
               <w:rPr>
                 <w:b/>
                 <w:bCs/>
@@ -2040,7 +2091,11 @@
         <w:t>2</w:t>
       </w:r>
       <w:r>
-        <w:t xml:space="preserve"> are calculated from the DOE MEASUR Tool where 1.0 MMBtu of </w:t>
+        <w:t xml:space="preserve"> are calculated from the DOE </w:t>
+      </w:r>
+      <w:r>
+        <w:lastRenderedPageBreak/>
+        <w:t xml:space="preserve">MEASUR Tool where 1.0 MMBtu of </w:t>
       </w:r>
       <w:r>
         <w:t>${</w:t>
@@ -2139,7 +2194,6 @@
                 <w:b/>
                 <w:bCs/>
               </w:rPr>
-              <w:lastRenderedPageBreak/>
               <w:t xml:space="preserve">Total Annual </w:t>
             </w:r>
             <w:r>
@@ -2351,9 +2405,15 @@
         <w:t>the implementation</w:t>
       </w:r>
       <w:r>
-        <w:t xml:space="preserve"> of these recommendations is made. As previously discussed, we will contact you in six months regarding the success of this report. For additional information, please contact the Lehigh University Industrial Assessment Center [phone: 610-758-5741; email: </w:t>
-      </w:r>
-      <w:hyperlink r:id="rId11">
+        <w:t xml:space="preserve"> of these recommendations is made. As previously discussed, we will contact you in six months regarding the success of this report. For additional information, please contact the Lehigh University Industrial </w:t>
+      </w:r>
+      <w:r>
+        <w:t xml:space="preserve">Training &amp; </w:t>
+      </w:r>
+      <w:r>
+        <w:t xml:space="preserve">Assessment Center [phone: 610-758-5741; email: </w:t>
+      </w:r>
+      <w:hyperlink r:id="rId10">
         <w:r>
           <w:rPr>
             <w:color w:val="0000FF"/>
@@ -2393,7 +2453,7 @@
                     </pic:cNvPicPr>
                   </pic:nvPicPr>
                   <pic:blipFill>
-                    <a:blip r:embed="rId10">
+                    <a:blip r:embed="rId9">
                       <a:extLst>
                         <a:ext uri="{28A0092B-C50C-407E-A947-70E740481C1C}">
                           <a14:useLocalDpi xmlns:a14="http://schemas.microsoft.com/office/drawing/2010/main" val="0"/>
@@ -6873,7 +6933,7 @@
       <w:bookmarkEnd w:id="17"/>
     </w:p>
     <w:sectPr>
-      <w:footerReference w:type="default" r:id="rId12"/>
+      <w:footerReference w:type="default" r:id="rId11"/>
       <w:pgSz w:w="12240" w:h="15840"/>
       <w:pgMar w:top="1440" w:right="1440" w:bottom="1440" w:left="1440" w:header="720" w:footer="720" w:gutter="0"/>
       <w:pgNumType w:start="1"/>
@@ -9501,7 +9561,7 @@
     <w:autoRedefine/>
     <w:uiPriority w:val="9"/>
     <w:qFormat/>
-    <w:rsid w:val="00667A23"/>
+    <w:rsid w:val="002B4893"/>
     <w:pPr>
       <w:keepNext/>
       <w:spacing w:before="120" w:line="360" w:lineRule="auto"/>
@@ -9510,7 +9570,6 @@
     </w:pPr>
     <w:rPr>
       <w:b/>
-      <w:caps/>
     </w:rPr>
   </w:style>
   <w:style w:type="paragraph" w:styleId="Heading2">
@@ -9605,7 +9664,6 @@
   <w:style w:type="character" w:default="1" w:styleId="DefaultParagraphFont">
     <w:name w:val="Default Paragraph Font"/>
     <w:uiPriority w:val="1"/>
-    <w:semiHidden/>
     <w:unhideWhenUsed/>
   </w:style>
   <w:style w:type="table" w:default="1" w:styleId="TableNormal">
